--- a/anexos/ANEXO_B_Protocolo_gran_empresa.docx
+++ b/anexos/ANEXO_B_Protocolo_gran_empresa.docx
@@ -45,7 +45,7 @@
           <w:color w:val="000000"/>
           <w:sz w:val="21"/>
         </w:rPr>
-        <w:t>El Anexo A contiene el texto completo válido para cualquier empresa. Este anexo detalla las adaptaciones necesarias para organizaciones grandes, grupos de empresas y estructuras con varios centros. No sustituye al Anexo A: lo completa. La versión Word editable de ambas plantillas se descarga desde el QR.</w:t>
+        <w:t>El Anexo A contiene el texto completo válido para cualquier empresa. Este anexo detalla las adaptaciones necesarias para organizaciones grandes, grupos de empresas y estructuras con varios centros. No sustituye al Anexo A: lo completa. Las plantillas editables están disponibles mediante el enlace al repositorio al final del libro.</w:t>
       </w:r>
     </w:p>
     <w:p>
@@ -91,21 +91,17 @@
         <w:rPr>
           <w:rFonts w:ascii="Georgia" w:hAnsi="Georgia" w:cs="Georgia"/>
           <w:b/>
-          <w:i w:val="0"/>
-          <w:color w:val="000000"/>
           <w:sz w:val="21"/>
         </w:rPr>
-        <w:t>Coordinación obligatoria con otros sistemas.</w:t>
+        <w:t xml:space="preserve">Coordinación con otros instrumentos.</w:t>
       </w:r>
       <w:r>
         <w:rPr>
           <w:rFonts w:ascii="Georgia" w:hAnsi="Georgia" w:cs="Georgia"/>
           <w:b w:val="0"/>
-          <w:i w:val="0"/>
-          <w:color w:val="000000"/>
           <w:sz w:val="21"/>
         </w:rPr>
-        <w:t xml:space="preserve"> En la gran empresa el protocolo convive con: el plan de igualdad (que contiene su propio protocolo de acoso sexual y por razón de sexo), el canal interno de la Ley 2/2023, el servicio de prevención (propio o ajeno) y, cada vez más, la política de compliance del grupo. El protocolo debe contener un artículo expreso de coordinación: qué instrumento prevalece, quién deriva a quién y en qué plazos. La ausencia de ese artículo es la causa del 80% de los conflictos internos de competencia que luego se exhiben en los juicios.</w:t>
+        <w:t xml:space="preserve"> El protocolo debe coordinarse con el plan de igualdad —cuando sea obligatorio— y sus medidas frente al acoso sexual y por razón de sexo, así como con el canal interno y el servicio de prevención.</w:t>
       </w:r>
     </w:p>
     <w:p>
